--- a/CONTRIBUTING/Shino/iteration process.docx
+++ b/CONTRIBUTING/Shino/iteration process.docx
@@ -143,15 +143,7 @@
         </w:numPr>
       </w:pPr>
       <w:r>
-        <w:t xml:space="preserve">Hand-drawn boxes in the sketch were replaced by consistent icons, </w:t>
-      </w:r>
-      <w:proofErr w:type="spellStart"/>
-      <w:r>
-        <w:t>color</w:t>
-      </w:r>
-      <w:proofErr w:type="spellEnd"/>
-      <w:r>
-        <w:t xml:space="preserve"> palettes, and layouts in the high-fidelity design.</w:t>
+        <w:t>Hand-drawn boxes in the sketch were replaced by consistent icons, color palettes, and layouts in the high-fidelity design.</w:t>
       </w:r>
     </w:p>
     <w:p>
@@ -188,7 +180,25 @@
         </w:numPr>
       </w:pPr>
       <w:r>
-        <w:t>The high-fidelity prototype defined core pages—explore, map, canvas, post, profile, preview—and their navigation.</w:t>
+        <w:t>The high-fidelity prototype defined core pages</w:t>
+      </w:r>
+      <w:r>
+        <w:rPr>
+          <w:rFonts w:hint="eastAsia"/>
+        </w:rPr>
+        <w:t xml:space="preserve"> including </w:t>
+      </w:r>
+      <w:r>
+        <w:t>explore, map, canvas, post, profile, preview</w:t>
+      </w:r>
+      <w:r>
+        <w:rPr>
+          <w:rFonts w:hint="eastAsia"/>
+        </w:rPr>
+        <w:t xml:space="preserve"> </w:t>
+      </w:r>
+      <w:r>
+        <w:t>and their navigation.</w:t>
       </w:r>
     </w:p>
     <w:p>
@@ -276,22 +286,10 @@
           <w:b/>
           <w:bCs/>
         </w:rPr>
-        <w:t xml:space="preserve">Collaborative/individual </w:t>
-      </w:r>
-      <w:proofErr w:type="gramStart"/>
-      <w:r>
-        <w:rPr>
-          <w:b/>
-          <w:bCs/>
-        </w:rPr>
-        <w:t>mode</w:t>
-      </w:r>
-      <w:r>
-        <w:t>:</w:t>
-      </w:r>
-      <w:proofErr w:type="gramEnd"/>
-      <w:r>
-        <w:t xml:space="preserve"> supports jam sessions or solo creation.</w:t>
+        <w:t>Collaborative/individual mode</w:t>
+      </w:r>
+      <w:r>
+        <w:t>: supports jam sessions or solo creation.</w:t>
       </w:r>
     </w:p>
     <w:p>
@@ -1737,6 +1735,7 @@
   <w:style w:type="character" w:default="1" w:styleId="a0">
     <w:name w:val="Default Paragraph Font"/>
     <w:uiPriority w:val="1"/>
+    <w:semiHidden/>
     <w:unhideWhenUsed/>
   </w:style>
   <w:style w:type="table" w:default="1" w:styleId="a1">
